--- a/Course/1 Component 1 - Computer Systems/1.4 Data Types, Data Structures and Boolean Algebra/1.4.1 Data Types/4 Homework (editable).docx
+++ b/Course/1 Component 1 - Computer Systems/1.4 Data Types, Data Structures and Boolean Algebra/1.4.1 Data Types/4 Homework (editable).docx
@@ -7,62 +7,26 @@
         <w:pStyle w:val="Heading1"/>
       </w:pPr>
       <w:r>
+        <w:rPr>
+          <w:b w:val="0"/>
+          <w:i w:val="0"/>
+        </w:rPr>
         <w:t>Homework — 1.4.1 Data Types</w:t>
       </w:r>
     </w:p>
     <w:p>
       <w:r>
-        <w:t xml:space="preserve">Name: </w:t>
-      </w:r>
-      <w:r>
         <w:rPr>
-          <w:b/>
+          <w:b w:val="0"/>
+          <w:i w:val="0"/>
         </w:rPr>
-        <w:t>_</w:t>
-      </w:r>
-      <w:r>
-        <w:rPr>
-          <w:b/>
-        </w:rPr>
-        <w:t>_</w:t>
-      </w:r>
-      <w:r>
-        <w:rPr>
-          <w:b/>
-        </w:rPr>
-        <w:t>_</w:t>
-      </w:r>
-      <w:r>
-        <w:rPr>
-          <w:b/>
-        </w:rPr>
-        <w:t>_</w:t>
-      </w:r>
-      <w:r>
-        <w:rPr>
-          <w:b/>
-        </w:rPr>
-        <w:t xml:space="preserve">   Date: </w:t>
-      </w:r>
-      <w:r>
-        <w:rPr>
-          <w:b/>
-        </w:rPr>
-        <w:t>_</w:t>
-      </w:r>
-      <w:r>
-        <w:rPr>
-          <w:b/>
-        </w:rPr>
-        <w:t xml:space="preserve">_   Mark: </w:t>
-      </w:r>
-      <w:r>
-        <w:t>____ / 20</w:t>
+        <w:t>Name: ______________________   Date: __________   Mark: ______ / 20</w:t>
       </w:r>
     </w:p>
     <w:p>
       <w:r>
         <w:rPr>
+          <w:b w:val="0"/>
           <w:i/>
         </w:rPr>
         <w:t>OCR H446 — set after the 1.4.1 lesson. SHOW ALL WORKING.</w:t>
@@ -80,6 +44,10 @@
         <w:pStyle w:val="Heading2"/>
       </w:pPr>
       <w:r>
+        <w:rPr>
+          <w:b w:val="0"/>
+          <w:i w:val="0"/>
+        </w:rPr>
         <w:t>Part A — This week's topic (~14 marks)</w:t>
       </w:r>
     </w:p>
@@ -87,32 +55,48 @@
       <w:r>
         <w:rPr>
           <w:b/>
+          <w:i w:val="0"/>
         </w:rPr>
         <w:t>1.</w:t>
       </w:r>
       <w:r>
+        <w:rPr>
+          <w:b w:val="0"/>
+          <w:i w:val="0"/>
+        </w:rPr>
         <w:t xml:space="preserve"> Convert the denary number </w:t>
       </w:r>
       <w:r>
         <w:rPr>
           <w:b/>
+          <w:i w:val="0"/>
         </w:rPr>
         <w:t>156</w:t>
       </w:r>
       <w:r>
+        <w:rPr>
+          <w:b w:val="0"/>
+          <w:i w:val="0"/>
+        </w:rPr>
         <w:t xml:space="preserve"> to 8-bit unsigned binary. </w:t>
       </w:r>
       <w:r>
         <w:rPr>
           <w:b/>
+          <w:i w:val="0"/>
         </w:rPr>
         <w:t>[2]</w:t>
       </w:r>
       <w:r>
+        <w:rPr>
+          <w:b w:val="0"/>
+          <w:i w:val="0"/>
+        </w:rPr>
         <w:t xml:space="preserve"> </w:t>
       </w:r>
       <w:r>
         <w:rPr>
+          <w:b w:val="0"/>
           <w:i/>
         </w:rPr>
         <w:t>(AO2)</w:t>
@@ -144,6 +128,10 @@
     </w:p>
     <w:p>
       <w:r>
+        <w:rPr>
+          <w:b w:val="0"/>
+          <w:i w:val="0"/>
+        </w:rPr>
         <w:t>Working space:</w:t>
       </w:r>
     </w:p>
@@ -151,33 +139,50 @@
       <w:r>
         <w:rPr>
           <w:b/>
+          <w:i w:val="0"/>
         </w:rPr>
         <w:t>2.</w:t>
       </w:r>
       <w:r>
+        <w:rPr>
+          <w:b w:val="0"/>
+          <w:i w:val="0"/>
+        </w:rPr>
         <w:t xml:space="preserve"> Convert the binary number </w:t>
       </w:r>
       <w:r>
         <w:rPr>
           <w:rFonts w:ascii="Consolas" w:hAnsi="Consolas"/>
+          <w:b w:val="0"/>
+          <w:i w:val="0"/>
           <w:sz w:val="19"/>
         </w:rPr>
         <w:t>11001010</w:t>
       </w:r>
       <w:r>
+        <w:rPr>
+          <w:b w:val="0"/>
+          <w:i w:val="0"/>
+        </w:rPr>
         <w:t xml:space="preserve"> to hexadecimal. </w:t>
       </w:r>
       <w:r>
         <w:rPr>
           <w:b/>
+          <w:i w:val="0"/>
         </w:rPr>
         <w:t>[2]</w:t>
       </w:r>
       <w:r>
+        <w:rPr>
+          <w:b w:val="0"/>
+          <w:i w:val="0"/>
+        </w:rPr>
         <w:t xml:space="preserve"> </w:t>
       </w:r>
       <w:r>
         <w:rPr>
+          <w:b w:val="0"/>
           <w:i/>
         </w:rPr>
         <w:t>(AO2)</w:t>
@@ -209,6 +214,10 @@
     </w:p>
     <w:p>
       <w:r>
+        <w:rPr>
+          <w:b w:val="0"/>
+          <w:i w:val="0"/>
+        </w:rPr>
         <w:t>Working space:</w:t>
       </w:r>
     </w:p>
@@ -216,32 +225,50 @@
       <w:r>
         <w:rPr>
           <w:b/>
+          <w:i w:val="0"/>
         </w:rPr>
         <w:t>3.</w:t>
       </w:r>
       <w:r>
+        <w:rPr>
+          <w:b w:val="0"/>
+          <w:i w:val="0"/>
+        </w:rPr>
         <w:t xml:space="preserve"> Convert the hexadecimal number </w:t>
       </w:r>
       <w:r>
         <w:rPr>
+          <w:rFonts w:ascii="Consolas" w:hAnsi="Consolas"/>
           <w:b/>
+          <w:i w:val="0"/>
+          <w:sz w:val="19"/>
         </w:rPr>
-        <w:t>`6F`</w:t>
+        <w:t>6F</w:t>
       </w:r>
       <w:r>
+        <w:rPr>
+          <w:b w:val="0"/>
+          <w:i w:val="0"/>
+        </w:rPr>
         <w:t xml:space="preserve"> to denary. </w:t>
       </w:r>
       <w:r>
         <w:rPr>
           <w:b/>
+          <w:i w:val="0"/>
         </w:rPr>
         <w:t>[2]</w:t>
       </w:r>
       <w:r>
+        <w:rPr>
+          <w:b w:val="0"/>
+          <w:i w:val="0"/>
+        </w:rPr>
         <w:t xml:space="preserve"> </w:t>
       </w:r>
       <w:r>
         <w:rPr>
+          <w:b w:val="0"/>
           <w:i/>
         </w:rPr>
         <w:t>(AO2)</w:t>
@@ -273,6 +300,10 @@
     </w:p>
     <w:p>
       <w:r>
+        <w:rPr>
+          <w:b w:val="0"/>
+          <w:i w:val="0"/>
+        </w:rPr>
         <w:t>Working space:</w:t>
       </w:r>
     </w:p>
@@ -280,41 +311,62 @@
       <w:r>
         <w:rPr>
           <w:b/>
+          <w:i w:val="0"/>
         </w:rPr>
         <w:t>4.</w:t>
       </w:r>
       <w:r>
+        <w:rPr>
+          <w:b w:val="0"/>
+          <w:i w:val="0"/>
+        </w:rPr>
         <w:t xml:space="preserve"> Using 8-bit </w:t>
       </w:r>
       <w:r>
         <w:rPr>
           <w:b/>
+          <w:i w:val="0"/>
         </w:rPr>
         <w:t>two's complement</w:t>
       </w:r>
       <w:r>
+        <w:rPr>
+          <w:b w:val="0"/>
+          <w:i w:val="0"/>
+        </w:rPr>
         <w:t xml:space="preserve">, calculate </w:t>
       </w:r>
       <w:r>
         <w:rPr>
           <w:b/>
+          <w:i w:val="0"/>
         </w:rPr>
         <w:t>52 − 37</w:t>
       </w:r>
       <w:r>
+        <w:rPr>
+          <w:b w:val="0"/>
+          <w:i w:val="0"/>
+        </w:rPr>
         <w:t xml:space="preserve"> by adding the two's complement of 37. Show the binary working and state clearly what happens to the final carry. </w:t>
       </w:r>
       <w:r>
         <w:rPr>
           <w:b/>
+          <w:i w:val="0"/>
         </w:rPr>
         <w:t>[4]</w:t>
       </w:r>
       <w:r>
+        <w:rPr>
+          <w:b w:val="0"/>
+          <w:i w:val="0"/>
+        </w:rPr>
         <w:t xml:space="preserve"> </w:t>
       </w:r>
       <w:r>
         <w:rPr>
+          <w:b w:val="0"/>
           <w:i/>
         </w:rPr>
         <w:t>(AO2)</w:t>
@@ -370,6 +422,10 @@
     </w:p>
     <w:p>
       <w:r>
+        <w:rPr>
+          <w:b w:val="0"/>
+          <w:i w:val="0"/>
+        </w:rPr>
         <w:t>Working space:</w:t>
       </w:r>
     </w:p>
@@ -377,42 +433,64 @@
       <w:r>
         <w:rPr>
           <w:b/>
+          <w:i w:val="0"/>
         </w:rPr>
         <w:t>5.</w:t>
       </w:r>
       <w:r>
+        <w:rPr>
+          <w:b w:val="0"/>
+          <w:i w:val="0"/>
+        </w:rPr>
         <w:t xml:space="preserve"> The 8-bit two's complement value </w:t>
       </w:r>
       <w:r>
         <w:rPr>
           <w:rFonts w:ascii="Consolas" w:hAnsi="Consolas"/>
+          <w:b w:val="0"/>
+          <w:i w:val="0"/>
           <w:sz w:val="19"/>
         </w:rPr>
         <w:t>01001100</w:t>
       </w:r>
       <w:r>
+        <w:rPr>
+          <w:b w:val="0"/>
+          <w:i w:val="0"/>
+        </w:rPr>
         <w:t xml:space="preserve"> is shifted using an </w:t>
       </w:r>
       <w:r>
         <w:rPr>
           <w:b/>
+          <w:i w:val="0"/>
         </w:rPr>
         <w:t>arithmetic right shift of 2 places</w:t>
       </w:r>
       <w:r>
+        <w:rPr>
+          <w:b w:val="0"/>
+          <w:i w:val="0"/>
+        </w:rPr>
         <w:t xml:space="preserve">. Give the resulting bit pattern and state the arithmetic effect. </w:t>
       </w:r>
       <w:r>
         <w:rPr>
           <w:b/>
+          <w:i w:val="0"/>
         </w:rPr>
         <w:t>[2]</w:t>
       </w:r>
       <w:r>
+        <w:rPr>
+          <w:b w:val="0"/>
+          <w:i w:val="0"/>
+        </w:rPr>
         <w:t xml:space="preserve"> </w:t>
       </w:r>
       <w:r>
         <w:rPr>
+          <w:b w:val="0"/>
           <w:i/>
         </w:rPr>
         <w:t>(AO2)</w:t>
@@ -444,6 +522,10 @@
     </w:p>
     <w:p>
       <w:r>
+        <w:rPr>
+          <w:b w:val="0"/>
+          <w:i w:val="0"/>
+        </w:rPr>
         <w:t>Working space:</w:t>
       </w:r>
     </w:p>
@@ -451,41 +533,62 @@
       <w:r>
         <w:rPr>
           <w:b/>
+          <w:i w:val="0"/>
         </w:rPr>
         <w:t>6.</w:t>
       </w:r>
       <w:r>
+        <w:rPr>
+          <w:b w:val="0"/>
+          <w:i w:val="0"/>
+        </w:rPr>
         <w:t xml:space="preserve"> A games developer says, </w:t>
       </w:r>
       <w:r>
         <w:rPr>
+          <w:b w:val="0"/>
           <w:i/>
         </w:rPr>
         <w:t>"Real numbers and integers are basically the same, so it doesn't matter which data type I pick."</w:t>
       </w:r>
       <w:r>
+        <w:rPr>
+          <w:b w:val="0"/>
+          <w:i w:val="0"/>
+        </w:rPr>
         <w:t xml:space="preserve"> Explain </w:t>
       </w:r>
       <w:r>
         <w:rPr>
           <w:b/>
+          <w:i w:val="0"/>
         </w:rPr>
         <w:t>one</w:t>
       </w:r>
       <w:r>
+        <w:rPr>
+          <w:b w:val="0"/>
+          <w:i w:val="0"/>
+        </w:rPr>
         <w:t xml:space="preserve"> reason a programmer must choose the correct data type, referring to how each is represented. </w:t>
       </w:r>
       <w:r>
         <w:rPr>
           <w:b/>
+          <w:i w:val="0"/>
         </w:rPr>
         <w:t>[2]</w:t>
       </w:r>
       <w:r>
+        <w:rPr>
+          <w:b w:val="0"/>
+          <w:i w:val="0"/>
+        </w:rPr>
         <w:t xml:space="preserve"> </w:t>
       </w:r>
       <w:r>
         <w:rPr>
+          <w:b w:val="0"/>
           <w:i/>
         </w:rPr>
         <w:t>(AO1)</w:t>
@@ -517,6 +620,10 @@
     </w:p>
     <w:p>
       <w:r>
+        <w:rPr>
+          <w:b w:val="0"/>
+          <w:i w:val="0"/>
+        </w:rPr>
         <w:t>Working space:</w:t>
       </w:r>
     </w:p>
@@ -532,6 +639,10 @@
         <w:pStyle w:val="Heading2"/>
       </w:pPr>
       <w:r>
+        <w:rPr>
+          <w:b w:val="0"/>
+          <w:i w:val="0"/>
+        </w:rPr>
         <w:t>Part B — Retrieval: keep it fresh (~6 marks)</w:t>
       </w:r>
     </w:p>
@@ -539,41 +650,62 @@
       <w:r>
         <w:rPr>
           <w:b/>
+          <w:i w:val="0"/>
         </w:rPr>
         <w:t>7.</w:t>
       </w:r>
       <w:r>
+        <w:rPr>
+          <w:b w:val="0"/>
+          <w:i w:val="0"/>
+        </w:rPr>
         <w:t xml:space="preserve"> State the role of the </w:t>
       </w:r>
       <w:r>
         <w:rPr>
           <w:b/>
+          <w:i w:val="0"/>
         </w:rPr>
         <w:t>MAR</w:t>
       </w:r>
       <w:r>
+        <w:rPr>
+          <w:b w:val="0"/>
+          <w:i w:val="0"/>
+        </w:rPr>
         <w:t xml:space="preserve"> (Memory Address Register) in the fetch–decode–execute cycle. </w:t>
       </w:r>
       <w:r>
         <w:rPr>
+          <w:b w:val="0"/>
           <w:i/>
         </w:rPr>
         <w:t>(1.1)</w:t>
       </w:r>
       <w:r>
+        <w:rPr>
+          <w:b w:val="0"/>
+          <w:i w:val="0"/>
+        </w:rPr>
         <w:t xml:space="preserve"> </w:t>
       </w:r>
       <w:r>
         <w:rPr>
           <w:b/>
+          <w:i w:val="0"/>
         </w:rPr>
         <w:t>[1]</w:t>
       </w:r>
       <w:r>
+        <w:rPr>
+          <w:b w:val="0"/>
+          <w:i w:val="0"/>
+        </w:rPr>
         <w:t xml:space="preserve"> </w:t>
       </w:r>
       <w:r>
         <w:rPr>
+          <w:b w:val="0"/>
           <w:i/>
         </w:rPr>
         <w:t>(AO1)</w:t>
@@ -597,6 +729,10 @@
     </w:p>
     <w:p>
       <w:r>
+        <w:rPr>
+          <w:b w:val="0"/>
+          <w:i w:val="0"/>
+        </w:rPr>
         <w:t>Working space:</w:t>
       </w:r>
     </w:p>
@@ -604,41 +740,62 @@
       <w:r>
         <w:rPr>
           <w:b/>
+          <w:i w:val="0"/>
         </w:rPr>
         <w:t>8.</w:t>
       </w:r>
       <w:r>
+        <w:rPr>
+          <w:b w:val="0"/>
+          <w:i w:val="0"/>
+        </w:rPr>
         <w:t xml:space="preserve"> Describe how </w:t>
       </w:r>
       <w:r>
         <w:rPr>
           <w:b/>
+          <w:i w:val="0"/>
         </w:rPr>
         <w:t>virtual memory</w:t>
       </w:r>
       <w:r>
+        <w:rPr>
+          <w:b w:val="0"/>
+          <w:i w:val="0"/>
+        </w:rPr>
         <w:t xml:space="preserve"> allows a computer to run a program that is larger than the installed RAM. </w:t>
       </w:r>
       <w:r>
         <w:rPr>
+          <w:b w:val="0"/>
           <w:i/>
         </w:rPr>
         <w:t>(1.2)</w:t>
       </w:r>
       <w:r>
+        <w:rPr>
+          <w:b w:val="0"/>
+          <w:i w:val="0"/>
+        </w:rPr>
         <w:t xml:space="preserve"> </w:t>
       </w:r>
       <w:r>
         <w:rPr>
           <w:b/>
+          <w:i w:val="0"/>
         </w:rPr>
         <w:t>[3]</w:t>
       </w:r>
       <w:r>
+        <w:rPr>
+          <w:b w:val="0"/>
+          <w:i w:val="0"/>
+        </w:rPr>
         <w:t xml:space="preserve"> </w:t>
       </w:r>
       <w:r>
         <w:rPr>
+          <w:b w:val="0"/>
           <w:i/>
         </w:rPr>
         <w:t>(AO1)</w:t>
@@ -678,6 +835,10 @@
     </w:p>
     <w:p>
       <w:r>
+        <w:rPr>
+          <w:b w:val="0"/>
+          <w:i w:val="0"/>
+        </w:rPr>
         <w:t>Working space:</w:t>
       </w:r>
     </w:p>
@@ -685,59 +846,90 @@
       <w:r>
         <w:rPr>
           <w:b/>
+          <w:i w:val="0"/>
         </w:rPr>
         <w:t>9.</w:t>
       </w:r>
       <w:r>
+        <w:rPr>
+          <w:b w:val="0"/>
+          <w:i w:val="0"/>
+        </w:rPr>
         <w:t xml:space="preserve"> State </w:t>
       </w:r>
       <w:r>
         <w:rPr>
           <w:b/>
+          <w:i w:val="0"/>
         </w:rPr>
         <w:t>one</w:t>
       </w:r>
       <w:r>
+        <w:rPr>
+          <w:b w:val="0"/>
+          <w:i w:val="0"/>
+        </w:rPr>
         <w:t xml:space="preserve"> difference between </w:t>
       </w:r>
       <w:r>
         <w:rPr>
           <w:b/>
+          <w:i w:val="0"/>
         </w:rPr>
         <w:t>lossless</w:t>
       </w:r>
       <w:r>
+        <w:rPr>
+          <w:b w:val="0"/>
+          <w:i w:val="0"/>
+        </w:rPr>
         <w:t xml:space="preserve"> and </w:t>
       </w:r>
       <w:r>
         <w:rPr>
           <w:b/>
+          <w:i w:val="0"/>
         </w:rPr>
         <w:t>lossy</w:t>
       </w:r>
       <w:r>
+        <w:rPr>
+          <w:b w:val="0"/>
+          <w:i w:val="0"/>
+        </w:rPr>
         <w:t xml:space="preserve"> compression, and give a suitable use for each. </w:t>
       </w:r>
       <w:r>
         <w:rPr>
+          <w:b w:val="0"/>
           <w:i/>
         </w:rPr>
         <w:t>(1.3)</w:t>
       </w:r>
       <w:r>
+        <w:rPr>
+          <w:b w:val="0"/>
+          <w:i w:val="0"/>
+        </w:rPr>
         <w:t xml:space="preserve"> </w:t>
       </w:r>
       <w:r>
         <w:rPr>
           <w:b/>
+          <w:i w:val="0"/>
         </w:rPr>
         <w:t>[2]</w:t>
       </w:r>
       <w:r>
+        <w:rPr>
+          <w:b w:val="0"/>
+          <w:i w:val="0"/>
+        </w:rPr>
         <w:t xml:space="preserve"> </w:t>
       </w:r>
       <w:r>
         <w:rPr>
+          <w:b w:val="0"/>
           <w:i/>
         </w:rPr>
         <w:t>(AO1)</w:t>
@@ -769,6 +961,10 @@
     </w:p>
     <w:p>
       <w:r>
+        <w:rPr>
+          <w:b w:val="0"/>
+          <w:i w:val="0"/>
+        </w:rPr>
         <w:t>Working space:</w:t>
       </w:r>
     </w:p>

--- a/Course/1 Component 1 - Computer Systems/1.4 Data Types, Data Structures and Boolean Algebra/1.4.1 Data Types/4 Homework (editable).docx
+++ b/Course/1 Component 1 - Computer Systems/1.4 Data Types, Data Structures and Boolean Algebra/1.4.1 Data Types/4 Homework (editable).docx
@@ -102,30 +102,32 @@
         <w:t>(AO2)</w:t>
       </w:r>
     </w:p>
-    <w:p>
-      <w:pPr>
-        <w:spacing w:before="260"/>
-        <w:pBdr>
-          <w:bottom w:val="single" w:sz="4" w:space="1" w:color="AAB4C0"/>
-        </w:pBdr>
-      </w:pPr>
-    </w:p>
-    <w:p>
-      <w:pPr>
-        <w:spacing w:before="260"/>
-        <w:pBdr>
-          <w:bottom w:val="single" w:sz="4" w:space="1" w:color="AAB4C0"/>
-        </w:pBdr>
-      </w:pPr>
-    </w:p>
-    <w:p>
-      <w:pPr>
-        <w:spacing w:before="260"/>
-        <w:pBdr>
-          <w:bottom w:val="single" w:sz="4" w:space="1" w:color="AAB4C0"/>
-        </w:pBdr>
-      </w:pPr>
-    </w:p>
+    <w:tbl>
+      <w:tblPr>
+        <w:tblStyle w:val="TableGrid"/>
+        <w:tblW w:type="auto" w:w="0"/>
+        <w:tblLook w:firstColumn="1" w:firstRow="1" w:lastColumn="0" w:lastRow="0" w:noHBand="0" w:noVBand="1" w:val="04A0"/>
+      </w:tblPr>
+      <w:tblGrid>
+        <w:gridCol w:w="8640"/>
+      </w:tblGrid>
+      <w:tr>
+        <w:trPr>
+          <w:trHeight w:val="1020" w:hRule="atLeast"/>
+        </w:trPr>
+        <w:tc>
+          <w:tcPr>
+            <w:tcW w:type="dxa" w:w="8640"/>
+          </w:tcPr>
+          <w:p>
+            <w:pPr>
+              <w:spacing w:before="40"/>
+            </w:pPr>
+          </w:p>
+        </w:tc>
+      </w:tr>
+    </w:tbl>
+    <w:p/>
     <w:p>
       <w:r>
         <w:rPr>
@@ -188,30 +190,32 @@
         <w:t>(AO2)</w:t>
       </w:r>
     </w:p>
-    <w:p>
-      <w:pPr>
-        <w:spacing w:before="260"/>
-        <w:pBdr>
-          <w:bottom w:val="single" w:sz="4" w:space="1" w:color="AAB4C0"/>
-        </w:pBdr>
-      </w:pPr>
-    </w:p>
-    <w:p>
-      <w:pPr>
-        <w:spacing w:before="260"/>
-        <w:pBdr>
-          <w:bottom w:val="single" w:sz="4" w:space="1" w:color="AAB4C0"/>
-        </w:pBdr>
-      </w:pPr>
-    </w:p>
-    <w:p>
-      <w:pPr>
-        <w:spacing w:before="260"/>
-        <w:pBdr>
-          <w:bottom w:val="single" w:sz="4" w:space="1" w:color="AAB4C0"/>
-        </w:pBdr>
-      </w:pPr>
-    </w:p>
+    <w:tbl>
+      <w:tblPr>
+        <w:tblStyle w:val="TableGrid"/>
+        <w:tblW w:type="auto" w:w="0"/>
+        <w:tblLook w:firstColumn="1" w:firstRow="1" w:lastColumn="0" w:lastRow="0" w:noHBand="0" w:noVBand="1" w:val="04A0"/>
+      </w:tblPr>
+      <w:tblGrid>
+        <w:gridCol w:w="8640"/>
+      </w:tblGrid>
+      <w:tr>
+        <w:trPr>
+          <w:trHeight w:val="1020" w:hRule="atLeast"/>
+        </w:trPr>
+        <w:tc>
+          <w:tcPr>
+            <w:tcW w:type="dxa" w:w="8640"/>
+          </w:tcPr>
+          <w:p>
+            <w:pPr>
+              <w:spacing w:before="40"/>
+            </w:pPr>
+          </w:p>
+        </w:tc>
+      </w:tr>
+    </w:tbl>
+    <w:p/>
     <w:p>
       <w:r>
         <w:rPr>
@@ -274,30 +278,32 @@
         <w:t>(AO2)</w:t>
       </w:r>
     </w:p>
-    <w:p>
-      <w:pPr>
-        <w:spacing w:before="260"/>
-        <w:pBdr>
-          <w:bottom w:val="single" w:sz="4" w:space="1" w:color="AAB4C0"/>
-        </w:pBdr>
-      </w:pPr>
-    </w:p>
-    <w:p>
-      <w:pPr>
-        <w:spacing w:before="260"/>
-        <w:pBdr>
-          <w:bottom w:val="single" w:sz="4" w:space="1" w:color="AAB4C0"/>
-        </w:pBdr>
-      </w:pPr>
-    </w:p>
-    <w:p>
-      <w:pPr>
-        <w:spacing w:before="260"/>
-        <w:pBdr>
-          <w:bottom w:val="single" w:sz="4" w:space="1" w:color="AAB4C0"/>
-        </w:pBdr>
-      </w:pPr>
-    </w:p>
+    <w:tbl>
+      <w:tblPr>
+        <w:tblStyle w:val="TableGrid"/>
+        <w:tblW w:type="auto" w:w="0"/>
+        <w:tblLook w:firstColumn="1" w:firstRow="1" w:lastColumn="0" w:lastRow="0" w:noHBand="0" w:noVBand="1" w:val="04A0"/>
+      </w:tblPr>
+      <w:tblGrid>
+        <w:gridCol w:w="8640"/>
+      </w:tblGrid>
+      <w:tr>
+        <w:trPr>
+          <w:trHeight w:val="1020" w:hRule="atLeast"/>
+        </w:trPr>
+        <w:tc>
+          <w:tcPr>
+            <w:tcW w:type="dxa" w:w="8640"/>
+          </w:tcPr>
+          <w:p>
+            <w:pPr>
+              <w:spacing w:before="40"/>
+            </w:pPr>
+          </w:p>
+        </w:tc>
+      </w:tr>
+    </w:tbl>
+    <w:p/>
     <w:p>
       <w:r>
         <w:rPr>
@@ -372,54 +378,32 @@
         <w:t>(AO2)</w:t>
       </w:r>
     </w:p>
-    <w:p>
-      <w:pPr>
-        <w:spacing w:before="260"/>
-        <w:pBdr>
-          <w:bottom w:val="single" w:sz="4" w:space="1" w:color="AAB4C0"/>
-        </w:pBdr>
-      </w:pPr>
-    </w:p>
-    <w:p>
-      <w:pPr>
-        <w:spacing w:before="260"/>
-        <w:pBdr>
-          <w:bottom w:val="single" w:sz="4" w:space="1" w:color="AAB4C0"/>
-        </w:pBdr>
-      </w:pPr>
-    </w:p>
-    <w:p>
-      <w:pPr>
-        <w:spacing w:before="260"/>
-        <w:pBdr>
-          <w:bottom w:val="single" w:sz="4" w:space="1" w:color="AAB4C0"/>
-        </w:pBdr>
-      </w:pPr>
-    </w:p>
-    <w:p>
-      <w:pPr>
-        <w:spacing w:before="260"/>
-        <w:pBdr>
-          <w:bottom w:val="single" w:sz="4" w:space="1" w:color="AAB4C0"/>
-        </w:pBdr>
-      </w:pPr>
-    </w:p>
-    <w:p>
-      <w:pPr>
-        <w:spacing w:before="260"/>
-        <w:pBdr>
-          <w:bottom w:val="single" w:sz="4" w:space="1" w:color="AAB4C0"/>
-        </w:pBdr>
-      </w:pPr>
-    </w:p>
-    <w:p>
-      <w:pPr>
-        <w:spacing w:before="260"/>
-        <w:pBdr>
-          <w:bottom w:val="single" w:sz="4" w:space="1" w:color="AAB4C0"/>
-        </w:pBdr>
-      </w:pPr>
-    </w:p>
+    <w:tbl>
+      <w:tblPr>
+        <w:tblStyle w:val="TableGrid"/>
+        <w:tblW w:type="auto" w:w="0"/>
+        <w:tblLook w:firstColumn="1" w:firstRow="1" w:lastColumn="0" w:lastRow="0" w:noHBand="0" w:noVBand="1" w:val="04A0"/>
+      </w:tblPr>
+      <w:tblGrid>
+        <w:gridCol w:w="8640"/>
+      </w:tblGrid>
+      <w:tr>
+        <w:trPr>
+          <w:trHeight w:val="2040" w:hRule="atLeast"/>
+        </w:trPr>
+        <w:tc>
+          <w:tcPr>
+            <w:tcW w:type="dxa" w:w="8640"/>
+          </w:tcPr>
+          <w:p>
+            <w:pPr>
+              <w:spacing w:before="40"/>
+            </w:pPr>
+          </w:p>
+        </w:tc>
+      </w:tr>
+    </w:tbl>
+    <w:p/>
     <w:p>
       <w:r>
         <w:rPr>
@@ -496,30 +480,32 @@
         <w:t>(AO2)</w:t>
       </w:r>
     </w:p>
-    <w:p>
-      <w:pPr>
-        <w:spacing w:before="260"/>
-        <w:pBdr>
-          <w:bottom w:val="single" w:sz="4" w:space="1" w:color="AAB4C0"/>
-        </w:pBdr>
-      </w:pPr>
-    </w:p>
-    <w:p>
-      <w:pPr>
-        <w:spacing w:before="260"/>
-        <w:pBdr>
-          <w:bottom w:val="single" w:sz="4" w:space="1" w:color="AAB4C0"/>
-        </w:pBdr>
-      </w:pPr>
-    </w:p>
-    <w:p>
-      <w:pPr>
-        <w:spacing w:before="260"/>
-        <w:pBdr>
-          <w:bottom w:val="single" w:sz="4" w:space="1" w:color="AAB4C0"/>
-        </w:pBdr>
-      </w:pPr>
-    </w:p>
+    <w:tbl>
+      <w:tblPr>
+        <w:tblStyle w:val="TableGrid"/>
+        <w:tblW w:type="auto" w:w="0"/>
+        <w:tblLook w:firstColumn="1" w:firstRow="1" w:lastColumn="0" w:lastRow="0" w:noHBand="0" w:noVBand="1" w:val="04A0"/>
+      </w:tblPr>
+      <w:tblGrid>
+        <w:gridCol w:w="8640"/>
+      </w:tblGrid>
+      <w:tr>
+        <w:trPr>
+          <w:trHeight w:val="1020" w:hRule="atLeast"/>
+        </w:trPr>
+        <w:tc>
+          <w:tcPr>
+            <w:tcW w:type="dxa" w:w="8640"/>
+          </w:tcPr>
+          <w:p>
+            <w:pPr>
+              <w:spacing w:before="40"/>
+            </w:pPr>
+          </w:p>
+        </w:tc>
+      </w:tr>
+    </w:tbl>
+    <w:p/>
     <w:p>
       <w:r>
         <w:rPr>
@@ -594,30 +580,32 @@
         <w:t>(AO1)</w:t>
       </w:r>
     </w:p>
-    <w:p>
-      <w:pPr>
-        <w:spacing w:before="260"/>
-        <w:pBdr>
-          <w:bottom w:val="single" w:sz="4" w:space="1" w:color="AAB4C0"/>
-        </w:pBdr>
-      </w:pPr>
-    </w:p>
-    <w:p>
-      <w:pPr>
-        <w:spacing w:before="260"/>
-        <w:pBdr>
-          <w:bottom w:val="single" w:sz="4" w:space="1" w:color="AAB4C0"/>
-        </w:pBdr>
-      </w:pPr>
-    </w:p>
-    <w:p>
-      <w:pPr>
-        <w:spacing w:before="260"/>
-        <w:pBdr>
-          <w:bottom w:val="single" w:sz="4" w:space="1" w:color="AAB4C0"/>
-        </w:pBdr>
-      </w:pPr>
-    </w:p>
+    <w:tbl>
+      <w:tblPr>
+        <w:tblStyle w:val="TableGrid"/>
+        <w:tblW w:type="auto" w:w="0"/>
+        <w:tblLook w:firstColumn="1" w:firstRow="1" w:lastColumn="0" w:lastRow="0" w:noHBand="0" w:noVBand="1" w:val="04A0"/>
+      </w:tblPr>
+      <w:tblGrid>
+        <w:gridCol w:w="8640"/>
+      </w:tblGrid>
+      <w:tr>
+        <w:trPr>
+          <w:trHeight w:val="1020" w:hRule="atLeast"/>
+        </w:trPr>
+        <w:tc>
+          <w:tcPr>
+            <w:tcW w:type="dxa" w:w="8640"/>
+          </w:tcPr>
+          <w:p>
+            <w:pPr>
+              <w:spacing w:before="40"/>
+            </w:pPr>
+          </w:p>
+        </w:tc>
+      </w:tr>
+    </w:tbl>
+    <w:p/>
     <w:p>
       <w:r>
         <w:rPr>
@@ -711,22 +699,32 @@
         <w:t>(AO1)</w:t>
       </w:r>
     </w:p>
-    <w:p>
-      <w:pPr>
-        <w:spacing w:before="260"/>
-        <w:pBdr>
-          <w:bottom w:val="single" w:sz="4" w:space="1" w:color="AAB4C0"/>
-        </w:pBdr>
-      </w:pPr>
-    </w:p>
-    <w:p>
-      <w:pPr>
-        <w:spacing w:before="260"/>
-        <w:pBdr>
-          <w:bottom w:val="single" w:sz="4" w:space="1" w:color="AAB4C0"/>
-        </w:pBdr>
-      </w:pPr>
-    </w:p>
+    <w:tbl>
+      <w:tblPr>
+        <w:tblStyle w:val="TableGrid"/>
+        <w:tblW w:type="auto" w:w="0"/>
+        <w:tblLook w:firstColumn="1" w:firstRow="1" w:lastColumn="0" w:lastRow="0" w:noHBand="0" w:noVBand="1" w:val="04A0"/>
+      </w:tblPr>
+      <w:tblGrid>
+        <w:gridCol w:w="8640"/>
+      </w:tblGrid>
+      <w:tr>
+        <w:trPr>
+          <w:trHeight w:val="680" w:hRule="atLeast"/>
+        </w:trPr>
+        <w:tc>
+          <w:tcPr>
+            <w:tcW w:type="dxa" w:w="8640"/>
+          </w:tcPr>
+          <w:p>
+            <w:pPr>
+              <w:spacing w:before="40"/>
+            </w:pPr>
+          </w:p>
+        </w:tc>
+      </w:tr>
+    </w:tbl>
+    <w:p/>
     <w:p>
       <w:r>
         <w:rPr>
@@ -801,38 +799,32 @@
         <w:t>(AO1)</w:t>
       </w:r>
     </w:p>
-    <w:p>
-      <w:pPr>
-        <w:spacing w:before="260"/>
-        <w:pBdr>
-          <w:bottom w:val="single" w:sz="4" w:space="1" w:color="AAB4C0"/>
-        </w:pBdr>
-      </w:pPr>
-    </w:p>
-    <w:p>
-      <w:pPr>
-        <w:spacing w:before="260"/>
-        <w:pBdr>
-          <w:bottom w:val="single" w:sz="4" w:space="1" w:color="AAB4C0"/>
-        </w:pBdr>
-      </w:pPr>
-    </w:p>
-    <w:p>
-      <w:pPr>
-        <w:spacing w:before="260"/>
-        <w:pBdr>
-          <w:bottom w:val="single" w:sz="4" w:space="1" w:color="AAB4C0"/>
-        </w:pBdr>
-      </w:pPr>
-    </w:p>
-    <w:p>
-      <w:pPr>
-        <w:spacing w:before="260"/>
-        <w:pBdr>
-          <w:bottom w:val="single" w:sz="4" w:space="1" w:color="AAB4C0"/>
-        </w:pBdr>
-      </w:pPr>
-    </w:p>
+    <w:tbl>
+      <w:tblPr>
+        <w:tblStyle w:val="TableGrid"/>
+        <w:tblW w:type="auto" w:w="0"/>
+        <w:tblLook w:firstColumn="1" w:firstRow="1" w:lastColumn="0" w:lastRow="0" w:noHBand="0" w:noVBand="1" w:val="04A0"/>
+      </w:tblPr>
+      <w:tblGrid>
+        <w:gridCol w:w="8640"/>
+      </w:tblGrid>
+      <w:tr>
+        <w:trPr>
+          <w:trHeight w:val="1360" w:hRule="atLeast"/>
+        </w:trPr>
+        <w:tc>
+          <w:tcPr>
+            <w:tcW w:type="dxa" w:w="8640"/>
+          </w:tcPr>
+          <w:p>
+            <w:pPr>
+              <w:spacing w:before="40"/>
+            </w:pPr>
+          </w:p>
+        </w:tc>
+      </w:tr>
+    </w:tbl>
+    <w:p/>
     <w:p>
       <w:r>
         <w:rPr>
@@ -935,30 +927,32 @@
         <w:t>(AO1)</w:t>
       </w:r>
     </w:p>
-    <w:p>
-      <w:pPr>
-        <w:spacing w:before="260"/>
-        <w:pBdr>
-          <w:bottom w:val="single" w:sz="4" w:space="1" w:color="AAB4C0"/>
-        </w:pBdr>
-      </w:pPr>
-    </w:p>
-    <w:p>
-      <w:pPr>
-        <w:spacing w:before="260"/>
-        <w:pBdr>
-          <w:bottom w:val="single" w:sz="4" w:space="1" w:color="AAB4C0"/>
-        </w:pBdr>
-      </w:pPr>
-    </w:p>
-    <w:p>
-      <w:pPr>
-        <w:spacing w:before="260"/>
-        <w:pBdr>
-          <w:bottom w:val="single" w:sz="4" w:space="1" w:color="AAB4C0"/>
-        </w:pBdr>
-      </w:pPr>
-    </w:p>
+    <w:tbl>
+      <w:tblPr>
+        <w:tblStyle w:val="TableGrid"/>
+        <w:tblW w:type="auto" w:w="0"/>
+        <w:tblLook w:firstColumn="1" w:firstRow="1" w:lastColumn="0" w:lastRow="0" w:noHBand="0" w:noVBand="1" w:val="04A0"/>
+      </w:tblPr>
+      <w:tblGrid>
+        <w:gridCol w:w="8640"/>
+      </w:tblGrid>
+      <w:tr>
+        <w:trPr>
+          <w:trHeight w:val="1020" w:hRule="atLeast"/>
+        </w:trPr>
+        <w:tc>
+          <w:tcPr>
+            <w:tcW w:type="dxa" w:w="8640"/>
+          </w:tcPr>
+          <w:p>
+            <w:pPr>
+              <w:spacing w:before="40"/>
+            </w:pPr>
+          </w:p>
+        </w:tc>
+      </w:tr>
+    </w:tbl>
+    <w:p/>
     <w:p>
       <w:r>
         <w:rPr>

--- a/Course/1 Component 1 - Computer Systems/1.4 Data Types, Data Structures and Boolean Algebra/1.4.1 Data Types/4 Homework (editable).docx
+++ b/Course/1 Component 1 - Computer Systems/1.4 Data Types, Data Structures and Boolean Algebra/1.4.1 Data Types/4 Homework (editable).docx
@@ -78,7 +78,7 @@
           <w:b w:val="0"/>
           <w:i w:val="0"/>
         </w:rPr>
-        <w:t xml:space="preserve"> to 8-bit unsigned binary. </w:t>
+        <w:t xml:space="preserve"> to 8-bit unsigned binary. Show your working. </w:t>
       </w:r>
       <w:r>
         <w:rPr>
@@ -166,7 +166,7 @@
           <w:b w:val="0"/>
           <w:i w:val="0"/>
         </w:rPr>
-        <w:t xml:space="preserve"> to hexadecimal. </w:t>
+        <w:t xml:space="preserve"> to hexadecimal. Show your working. </w:t>
       </w:r>
       <w:r>
         <w:rPr>
@@ -254,7 +254,7 @@
           <w:b w:val="0"/>
           <w:i w:val="0"/>
         </w:rPr>
-        <w:t xml:space="preserve"> to denary. </w:t>
+        <w:t xml:space="preserve"> to denary. Show your working. </w:t>
       </w:r>
       <w:r>
         <w:rPr>
@@ -456,7 +456,7 @@
           <w:b w:val="0"/>
           <w:i w:val="0"/>
         </w:rPr>
-        <w:t xml:space="preserve">. Give the resulting bit pattern and state the arithmetic effect. </w:t>
+        <w:t xml:space="preserve">. Give the resulting bit pattern and state the arithmetic effect of the shift. </w:t>
       </w:r>
       <w:r>
         <w:rPr>
@@ -528,21 +528,21 @@
           <w:b w:val="0"/>
           <w:i w:val="0"/>
         </w:rPr>
-        <w:t xml:space="preserve"> A games developer says, </w:t>
+        <w:t xml:space="preserve"> A games developer stores a player's score, which is always a whole number, in a </w:t>
       </w:r>
       <w:r>
         <w:rPr>
-          <w:b w:val="0"/>
-          <w:i/>
+          <w:b/>
+          <w:i w:val="0"/>
         </w:rPr>
-        <w:t>"Real numbers and integers are basically the same, so it doesn't matter which data type I pick."</w:t>
+        <w:t>real (floating point)</w:t>
       </w:r>
       <w:r>
         <w:rPr>
           <w:b w:val="0"/>
           <w:i w:val="0"/>
         </w:rPr>
-        <w:t xml:space="preserve"> Explain </w:t>
+        <w:t xml:space="preserve"> variable. Explain, with reference to how integers and real numbers are represented, </w:t>
       </w:r>
       <w:r>
         <w:rPr>
@@ -556,7 +556,21 @@
           <w:b w:val="0"/>
           <w:i w:val="0"/>
         </w:rPr>
-        <w:t xml:space="preserve"> reason a programmer must choose the correct data type, referring to how each is represented. </w:t>
+        <w:t xml:space="preserve"> reason why an </w:t>
+      </w:r>
+      <w:r>
+        <w:rPr>
+          <w:b/>
+          <w:i w:val="0"/>
+        </w:rPr>
+        <w:t>integer</w:t>
+      </w:r>
+      <w:r>
+        <w:rPr>
+          <w:b w:val="0"/>
+          <w:i w:val="0"/>
+        </w:rPr>
+        <w:t xml:space="preserve"> data type is the better choice. </w:t>
       </w:r>
       <w:r>
         <w:rPr>
@@ -577,7 +591,7 @@
           <w:b w:val="0"/>
           <w:i/>
         </w:rPr>
-        <w:t>(AO1)</w:t>
+        <w:t>(AO1/AO2)</w:t>
       </w:r>
     </w:p>
     <w:tbl>
@@ -647,6 +661,20 @@
           <w:b w:val="0"/>
           <w:i w:val="0"/>
         </w:rPr>
+        <w:t xml:space="preserve"> </w:t>
+      </w:r>
+      <w:r>
+        <w:rPr>
+          <w:b w:val="0"/>
+          <w:i/>
+        </w:rPr>
+        <w:t>(1.1.1)</w:t>
+      </w:r>
+      <w:r>
+        <w:rPr>
+          <w:b w:val="0"/>
+          <w:i w:val="0"/>
+        </w:rPr>
         <w:t xml:space="preserve"> State the role of the </w:t>
       </w:r>
       <w:r>
@@ -662,20 +690,6 @@
           <w:i w:val="0"/>
         </w:rPr>
         <w:t xml:space="preserve"> (Memory Address Register) in the fetch–decode–execute cycle. </w:t>
-      </w:r>
-      <w:r>
-        <w:rPr>
-          <w:b w:val="0"/>
-          <w:i/>
-        </w:rPr>
-        <w:t>(1.1)</w:t>
-      </w:r>
-      <w:r>
-        <w:rPr>
-          <w:b w:val="0"/>
-          <w:i w:val="0"/>
-        </w:rPr>
-        <w:t xml:space="preserve"> </w:t>
       </w:r>
       <w:r>
         <w:rPr>
@@ -747,6 +761,20 @@
           <w:b w:val="0"/>
           <w:i w:val="0"/>
         </w:rPr>
+        <w:t xml:space="preserve"> </w:t>
+      </w:r>
+      <w:r>
+        <w:rPr>
+          <w:b w:val="0"/>
+          <w:i/>
+        </w:rPr>
+        <w:t>(1.2.1)</w:t>
+      </w:r>
+      <w:r>
+        <w:rPr>
+          <w:b w:val="0"/>
+          <w:i w:val="0"/>
+        </w:rPr>
         <w:t xml:space="preserve"> Describe how </w:t>
       </w:r>
       <w:r>
@@ -762,20 +790,6 @@
           <w:i w:val="0"/>
         </w:rPr>
         <w:t xml:space="preserve"> allows a computer to run a program that is larger than the installed RAM. </w:t>
-      </w:r>
-      <w:r>
-        <w:rPr>
-          <w:b w:val="0"/>
-          <w:i/>
-        </w:rPr>
-        <w:t>(1.2)</w:t>
-      </w:r>
-      <w:r>
-        <w:rPr>
-          <w:b w:val="0"/>
-          <w:i w:val="0"/>
-        </w:rPr>
-        <w:t xml:space="preserve"> </w:t>
       </w:r>
       <w:r>
         <w:rPr>
@@ -847,6 +861,20 @@
           <w:b w:val="0"/>
           <w:i w:val="0"/>
         </w:rPr>
+        <w:t xml:space="preserve"> </w:t>
+      </w:r>
+      <w:r>
+        <w:rPr>
+          <w:b w:val="0"/>
+          <w:i/>
+        </w:rPr>
+        <w:t>(1.3.1)</w:t>
+      </w:r>
+      <w:r>
+        <w:rPr>
+          <w:b w:val="0"/>
+          <w:i w:val="0"/>
+        </w:rPr>
         <w:t xml:space="preserve"> State </w:t>
       </w:r>
       <w:r>
@@ -890,20 +918,6 @@
           <w:i w:val="0"/>
         </w:rPr>
         <w:t xml:space="preserve"> compression, and give a suitable use for each. </w:t>
-      </w:r>
-      <w:r>
-        <w:rPr>
-          <w:b w:val="0"/>
-          <w:i/>
-        </w:rPr>
-        <w:t>(1.3)</w:t>
-      </w:r>
-      <w:r>
-        <w:rPr>
-          <w:b w:val="0"/>
-          <w:i w:val="0"/>
-        </w:rPr>
-        <w:t xml:space="preserve"> </w:t>
       </w:r>
       <w:r>
         <w:rPr>

--- a/Course/1 Component 1 - Computer Systems/1.4 Data Types, Data Structures and Boolean Algebra/1.4.1 Data Types/4 Homework (editable).docx
+++ b/Course/1 Component 1 - Computer Systems/1.4 Data Types, Data Structures and Boolean Algebra/1.4.1 Data Types/4 Homework (editable).docx
@@ -64,28 +64,14 @@
           <w:b w:val="0"/>
           <w:i w:val="0"/>
         </w:rPr>
-        <w:t xml:space="preserve"> Convert the denary number </w:t>
+        <w:t xml:space="preserve"> Complete the conversion grid. Binary values are 8-bit unsigned. </w:t>
       </w:r>
       <w:r>
         <w:rPr>
           <w:b/>
           <w:i w:val="0"/>
         </w:rPr>
-        <w:t>156</w:t>
-      </w:r>
-      <w:r>
-        <w:rPr>
-          <w:b w:val="0"/>
-          <w:i w:val="0"/>
-        </w:rPr>
-        <w:t xml:space="preserve"> to 8-bit unsigned binary. Show your working. </w:t>
-      </w:r>
-      <w:r>
-        <w:rPr>
-          <w:b/>
-          <w:i w:val="0"/>
-        </w:rPr>
-        <w:t>[2]</w:t>
+        <w:t>[3]</w:t>
       </w:r>
       <w:r>
         <w:rPr>
@@ -109,20 +95,210 @@
         <w:tblLook w:firstColumn="1" w:firstRow="1" w:lastColumn="0" w:lastRow="0" w:noHBand="0" w:noVBand="1" w:val="04A0"/>
       </w:tblPr>
       <w:tblGrid>
-        <w:gridCol w:w="8640"/>
+        <w:gridCol w:w="2880"/>
+        <w:gridCol w:w="2880"/>
+        <w:gridCol w:w="2880"/>
       </w:tblGrid>
       <w:tr>
-        <w:trPr>
-          <w:trHeight w:val="1020" w:hRule="atLeast"/>
-        </w:trPr>
         <w:tc>
           <w:tcPr>
-            <w:tcW w:type="dxa" w:w="8640"/>
+            <w:tcW w:type="dxa" w:w="2880"/>
+            <w:shd w:fill="D9E2F3"/>
           </w:tcPr>
           <w:p>
-            <w:pPr>
-              <w:spacing w:before="40"/>
-            </w:pPr>
+            <w:r>
+              <w:rPr>
+                <w:b/>
+              </w:rPr>
+            </w:r>
+            <w:r>
+              <w:rPr>
+                <w:b/>
+                <w:i w:val="0"/>
+              </w:rPr>
+              <w:t>Denary</w:t>
+            </w:r>
+          </w:p>
+        </w:tc>
+        <w:tc>
+          <w:tcPr>
+            <w:tcW w:type="dxa" w:w="2880"/>
+            <w:shd w:fill="D9E2F3"/>
+          </w:tcPr>
+          <w:p>
+            <w:r>
+              <w:rPr>
+                <w:b/>
+              </w:rPr>
+            </w:r>
+            <w:r>
+              <w:rPr>
+                <w:b/>
+                <w:i w:val="0"/>
+              </w:rPr>
+              <w:t>8-bit binary</w:t>
+            </w:r>
+          </w:p>
+        </w:tc>
+        <w:tc>
+          <w:tcPr>
+            <w:tcW w:type="dxa" w:w="2880"/>
+            <w:shd w:fill="D9E2F3"/>
+          </w:tcPr>
+          <w:p>
+            <w:r>
+              <w:rPr>
+                <w:b/>
+              </w:rPr>
+            </w:r>
+            <w:r>
+              <w:rPr>
+                <w:b/>
+                <w:i w:val="0"/>
+              </w:rPr>
+              <w:t>Hexadecimal</w:t>
+            </w:r>
+          </w:p>
+        </w:tc>
+      </w:tr>
+      <w:tr>
+        <w:tc>
+          <w:tcPr>
+            <w:tcW w:type="dxa" w:w="2880"/>
+          </w:tcPr>
+          <w:p>
+            <w:r/>
+            <w:r>
+              <w:rPr>
+                <w:b w:val="0"/>
+                <w:i w:val="0"/>
+              </w:rPr>
+              <w:t>156</w:t>
+            </w:r>
+          </w:p>
+        </w:tc>
+        <w:tc>
+          <w:tcPr>
+            <w:tcW w:type="dxa" w:w="2880"/>
+          </w:tcPr>
+          <w:p>
+            <w:r/>
+            <w:r>
+              <w:rPr>
+                <w:b w:val="0"/>
+                <w:i w:val="0"/>
+              </w:rPr>
+              <w:t>(a)</w:t>
+            </w:r>
+          </w:p>
+        </w:tc>
+        <w:tc>
+          <w:tcPr>
+            <w:tcW w:type="dxa" w:w="2880"/>
+          </w:tcPr>
+          <w:p>
+            <w:r/>
+            <w:r>
+              <w:rPr>
+                <w:b w:val="0"/>
+                <w:i w:val="0"/>
+              </w:rPr>
+              <w:t>(b)</w:t>
+            </w:r>
+          </w:p>
+        </w:tc>
+      </w:tr>
+      <w:tr>
+        <w:tc>
+          <w:tcPr>
+            <w:tcW w:type="dxa" w:w="2880"/>
+          </w:tcPr>
+          <w:p>
+            <w:r/>
+            <w:r>
+              <w:rPr>
+                <w:b w:val="0"/>
+                <w:i w:val="0"/>
+              </w:rPr>
+              <w:t>(c)</w:t>
+            </w:r>
+          </w:p>
+        </w:tc>
+        <w:tc>
+          <w:tcPr>
+            <w:tcW w:type="dxa" w:w="2880"/>
+          </w:tcPr>
+          <w:p>
+            <w:r/>
+            <w:r>
+              <w:rPr>
+                <w:b w:val="0"/>
+                <w:i w:val="0"/>
+              </w:rPr>
+              <w:t>11001010</w:t>
+            </w:r>
+          </w:p>
+        </w:tc>
+        <w:tc>
+          <w:tcPr>
+            <w:tcW w:type="dxa" w:w="2880"/>
+          </w:tcPr>
+          <w:p>
+            <w:r/>
+            <w:r>
+              <w:rPr>
+                <w:b w:val="0"/>
+                <w:i w:val="0"/>
+              </w:rPr>
+              <w:t>(d)</w:t>
+            </w:r>
+          </w:p>
+        </w:tc>
+      </w:tr>
+      <w:tr>
+        <w:tc>
+          <w:tcPr>
+            <w:tcW w:type="dxa" w:w="2880"/>
+          </w:tcPr>
+          <w:p>
+            <w:r/>
+            <w:r>
+              <w:rPr>
+                <w:b w:val="0"/>
+                <w:i w:val="0"/>
+              </w:rPr>
+              <w:t>111</w:t>
+            </w:r>
+          </w:p>
+        </w:tc>
+        <w:tc>
+          <w:tcPr>
+            <w:tcW w:type="dxa" w:w="2880"/>
+          </w:tcPr>
+          <w:p>
+            <w:r/>
+            <w:r>
+              <w:rPr>
+                <w:b w:val="0"/>
+                <w:i w:val="0"/>
+              </w:rPr>
+              <w:t>(e)</w:t>
+            </w:r>
+          </w:p>
+        </w:tc>
+        <w:tc>
+          <w:tcPr>
+            <w:tcW w:type="dxa" w:w="2880"/>
+          </w:tcPr>
+          <w:p>
+            <w:r/>
+            <w:r>
+              <w:rPr>
+                <w:b w:val="0"/>
+                <w:i w:val="0"/>
+              </w:rPr>
+              <w:t>6F</w:t>
+            </w:r>
           </w:p>
         </w:tc>
       </w:tr>
@@ -131,195 +307,10 @@
     <w:p>
       <w:r>
         <w:rPr>
-          <w:b w:val="0"/>
-          <w:i w:val="0"/>
-        </w:rPr>
-        <w:t>Working space:</w:t>
-      </w:r>
-    </w:p>
-    <w:p>
-      <w:r>
-        <w:rPr>
           <w:b/>
           <w:i w:val="0"/>
         </w:rPr>
         <w:t>2.</w:t>
-      </w:r>
-      <w:r>
-        <w:rPr>
-          <w:b w:val="0"/>
-          <w:i w:val="0"/>
-        </w:rPr>
-        <w:t xml:space="preserve"> Convert the binary number </w:t>
-      </w:r>
-      <w:r>
-        <w:rPr>
-          <w:rFonts w:ascii="Consolas" w:hAnsi="Consolas"/>
-          <w:b w:val="0"/>
-          <w:i w:val="0"/>
-          <w:sz w:val="19"/>
-        </w:rPr>
-        <w:t>11001010</w:t>
-      </w:r>
-      <w:r>
-        <w:rPr>
-          <w:b w:val="0"/>
-          <w:i w:val="0"/>
-        </w:rPr>
-        <w:t xml:space="preserve"> to hexadecimal. Show your working. </w:t>
-      </w:r>
-      <w:r>
-        <w:rPr>
-          <w:b/>
-          <w:i w:val="0"/>
-        </w:rPr>
-        <w:t>[2]</w:t>
-      </w:r>
-      <w:r>
-        <w:rPr>
-          <w:b w:val="0"/>
-          <w:i w:val="0"/>
-        </w:rPr>
-        <w:t xml:space="preserve"> </w:t>
-      </w:r>
-      <w:r>
-        <w:rPr>
-          <w:b w:val="0"/>
-          <w:i/>
-        </w:rPr>
-        <w:t>(AO2)</w:t>
-      </w:r>
-    </w:p>
-    <w:tbl>
-      <w:tblPr>
-        <w:tblStyle w:val="TableGrid"/>
-        <w:tblW w:type="auto" w:w="0"/>
-        <w:tblLook w:firstColumn="1" w:firstRow="1" w:lastColumn="0" w:lastRow="0" w:noHBand="0" w:noVBand="1" w:val="04A0"/>
-      </w:tblPr>
-      <w:tblGrid>
-        <w:gridCol w:w="8640"/>
-      </w:tblGrid>
-      <w:tr>
-        <w:trPr>
-          <w:trHeight w:val="1020" w:hRule="atLeast"/>
-        </w:trPr>
-        <w:tc>
-          <w:tcPr>
-            <w:tcW w:type="dxa" w:w="8640"/>
-          </w:tcPr>
-          <w:p>
-            <w:pPr>
-              <w:spacing w:before="40"/>
-            </w:pPr>
-          </w:p>
-        </w:tc>
-      </w:tr>
-    </w:tbl>
-    <w:p/>
-    <w:p>
-      <w:r>
-        <w:rPr>
-          <w:b w:val="0"/>
-          <w:i w:val="0"/>
-        </w:rPr>
-        <w:t>Working space:</w:t>
-      </w:r>
-    </w:p>
-    <w:p>
-      <w:r>
-        <w:rPr>
-          <w:b/>
-          <w:i w:val="0"/>
-        </w:rPr>
-        <w:t>3.</w:t>
-      </w:r>
-      <w:r>
-        <w:rPr>
-          <w:b w:val="0"/>
-          <w:i w:val="0"/>
-        </w:rPr>
-        <w:t xml:space="preserve"> Convert the hexadecimal number </w:t>
-      </w:r>
-      <w:r>
-        <w:rPr>
-          <w:rFonts w:ascii="Consolas" w:hAnsi="Consolas"/>
-          <w:b/>
-          <w:i w:val="0"/>
-          <w:sz w:val="19"/>
-        </w:rPr>
-        <w:t>6F</w:t>
-      </w:r>
-      <w:r>
-        <w:rPr>
-          <w:b w:val="0"/>
-          <w:i w:val="0"/>
-        </w:rPr>
-        <w:t xml:space="preserve"> to denary. Show your working. </w:t>
-      </w:r>
-      <w:r>
-        <w:rPr>
-          <w:b/>
-          <w:i w:val="0"/>
-        </w:rPr>
-        <w:t>[2]</w:t>
-      </w:r>
-      <w:r>
-        <w:rPr>
-          <w:b w:val="0"/>
-          <w:i w:val="0"/>
-        </w:rPr>
-        <w:t xml:space="preserve"> </w:t>
-      </w:r>
-      <w:r>
-        <w:rPr>
-          <w:b w:val="0"/>
-          <w:i/>
-        </w:rPr>
-        <w:t>(AO2)</w:t>
-      </w:r>
-    </w:p>
-    <w:tbl>
-      <w:tblPr>
-        <w:tblStyle w:val="TableGrid"/>
-        <w:tblW w:type="auto" w:w="0"/>
-        <w:tblLook w:firstColumn="1" w:firstRow="1" w:lastColumn="0" w:lastRow="0" w:noHBand="0" w:noVBand="1" w:val="04A0"/>
-      </w:tblPr>
-      <w:tblGrid>
-        <w:gridCol w:w="8640"/>
-      </w:tblGrid>
-      <w:tr>
-        <w:trPr>
-          <w:trHeight w:val="1020" w:hRule="atLeast"/>
-        </w:trPr>
-        <w:tc>
-          <w:tcPr>
-            <w:tcW w:type="dxa" w:w="8640"/>
-          </w:tcPr>
-          <w:p>
-            <w:pPr>
-              <w:spacing w:before="40"/>
-            </w:pPr>
-          </w:p>
-        </w:tc>
-      </w:tr>
-    </w:tbl>
-    <w:p/>
-    <w:p>
-      <w:r>
-        <w:rPr>
-          <w:b w:val="0"/>
-          <w:i w:val="0"/>
-        </w:rPr>
-        <w:t>Working space:</w:t>
-      </w:r>
-    </w:p>
-    <w:p>
-      <w:r>
-        <w:rPr>
-          <w:b/>
-          <w:i w:val="0"/>
-        </w:rPr>
-        <w:t>4.</w:t>
       </w:r>
       <w:r>
         <w:rPr>
@@ -407,56 +398,45 @@
     <w:p>
       <w:r>
         <w:rPr>
-          <w:b w:val="0"/>
-          <w:i w:val="0"/>
-        </w:rPr>
-        <w:t>Working space:</w:t>
-      </w:r>
-    </w:p>
-    <w:p>
-      <w:r>
-        <w:rPr>
           <w:b/>
           <w:i w:val="0"/>
         </w:rPr>
-        <w:t>5.</w:t>
+        <w:t>3.</w:t>
       </w:r>
       <w:r>
         <w:rPr>
           <w:b w:val="0"/>
           <w:i w:val="0"/>
         </w:rPr>
-        <w:t xml:space="preserve"> The 8-bit two's complement value </w:t>
+        <w:t xml:space="preserve"> Write </w:t>
       </w:r>
       <w:r>
         <w:rPr>
-          <w:rFonts w:ascii="Consolas" w:hAnsi="Consolas"/>
-          <w:b w:val="0"/>
+          <w:b/>
           <w:i w:val="0"/>
-          <w:sz w:val="19"/>
         </w:rPr>
-        <w:t>01001100</w:t>
+        <w:t>True</w:t>
       </w:r>
       <w:r>
         <w:rPr>
           <w:b w:val="0"/>
           <w:i w:val="0"/>
         </w:rPr>
-        <w:t xml:space="preserve"> is shifted using an </w:t>
+        <w:t xml:space="preserve"> or </w:t>
       </w:r>
       <w:r>
         <w:rPr>
           <w:b/>
           <w:i w:val="0"/>
         </w:rPr>
-        <w:t>arithmetic right shift of 2 places</w:t>
+        <w:t>False</w:t>
       </w:r>
       <w:r>
         <w:rPr>
           <w:b w:val="0"/>
           <w:i w:val="0"/>
         </w:rPr>
-        <w:t xml:space="preserve">. Give the resulting bit pattern and state the arithmetic effect of the shift. </w:t>
+        <w:t xml:space="preserve"> for each statement about shifts and masks. If a statement is false, write a correction in the final column. </w:t>
       </w:r>
       <w:r>
         <w:rPr>
@@ -477,7 +457,7 @@
           <w:b w:val="0"/>
           <w:i/>
         </w:rPr>
-        <w:t>(AO2)</w:t>
+        <w:t>(AO1/AO2)</w:t>
       </w:r>
     </w:p>
     <w:tbl>
@@ -487,20 +467,249 @@
         <w:tblLook w:firstColumn="1" w:firstRow="1" w:lastColumn="0" w:lastRow="0" w:noHBand="0" w:noVBand="1" w:val="04A0"/>
       </w:tblPr>
       <w:tblGrid>
-        <w:gridCol w:w="8640"/>
+        <w:gridCol w:w="2880"/>
+        <w:gridCol w:w="2880"/>
+        <w:gridCol w:w="2880"/>
       </w:tblGrid>
       <w:tr>
-        <w:trPr>
-          <w:trHeight w:val="1020" w:hRule="atLeast"/>
-        </w:trPr>
         <w:tc>
           <w:tcPr>
-            <w:tcW w:type="dxa" w:w="8640"/>
+            <w:tcW w:type="dxa" w:w="2880"/>
+            <w:shd w:fill="D9E2F3"/>
           </w:tcPr>
           <w:p>
-            <w:pPr>
-              <w:spacing w:before="40"/>
-            </w:pPr>
+            <w:r>
+              <w:rPr>
+                <w:b/>
+              </w:rPr>
+            </w:r>
+            <w:r>
+              <w:rPr>
+                <w:b/>
+                <w:i w:val="0"/>
+              </w:rPr>
+              <w:t>Statement</w:t>
+            </w:r>
+          </w:p>
+        </w:tc>
+        <w:tc>
+          <w:tcPr>
+            <w:tcW w:type="dxa" w:w="2880"/>
+            <w:shd w:fill="D9E2F3"/>
+          </w:tcPr>
+          <w:p>
+            <w:r>
+              <w:rPr>
+                <w:b/>
+              </w:rPr>
+            </w:r>
+            <w:r>
+              <w:rPr>
+                <w:b/>
+                <w:i w:val="0"/>
+              </w:rPr>
+              <w:t>True / False</w:t>
+            </w:r>
+          </w:p>
+        </w:tc>
+        <w:tc>
+          <w:tcPr>
+            <w:tcW w:type="dxa" w:w="2880"/>
+            <w:shd w:fill="D9E2F3"/>
+          </w:tcPr>
+          <w:p>
+            <w:r>
+              <w:rPr>
+                <w:b/>
+              </w:rPr>
+            </w:r>
+            <w:r>
+              <w:rPr>
+                <w:b/>
+                <w:i w:val="0"/>
+              </w:rPr>
+              <w:t>Correction if false</w:t>
+            </w:r>
+          </w:p>
+        </w:tc>
+      </w:tr>
+      <w:tr>
+        <w:tc>
+          <w:tcPr>
+            <w:tcW w:type="dxa" w:w="2880"/>
+          </w:tcPr>
+          <w:p>
+            <w:r/>
+            <w:r>
+              <w:rPr>
+                <w:b w:val="0"/>
+                <w:i w:val="0"/>
+              </w:rPr>
+              <w:t xml:space="preserve">Applying an arithmetic right shift of two places to </w:t>
+            </w:r>
+            <w:r>
+              <w:rPr>
+                <w:rFonts w:ascii="Consolas" w:hAnsi="Consolas"/>
+                <w:b w:val="0"/>
+                <w:i w:val="0"/>
+                <w:sz w:val="19"/>
+              </w:rPr>
+              <w:t>01001100</w:t>
+            </w:r>
+            <w:r>
+              <w:rPr>
+                <w:b w:val="0"/>
+                <w:i w:val="0"/>
+              </w:rPr>
+              <w:t xml:space="preserve"> gives </w:t>
+            </w:r>
+            <w:r>
+              <w:rPr>
+                <w:rFonts w:ascii="Consolas" w:hAnsi="Consolas"/>
+                <w:b w:val="0"/>
+                <w:i w:val="0"/>
+                <w:sz w:val="19"/>
+              </w:rPr>
+              <w:t>00010011</w:t>
+            </w:r>
+            <w:r>
+              <w:rPr>
+                <w:b w:val="0"/>
+                <w:i w:val="0"/>
+              </w:rPr>
+              <w:t>, dividing the value by 4.</w:t>
+            </w:r>
+          </w:p>
+        </w:tc>
+        <w:tc>
+          <w:tcPr>
+            <w:tcW w:type="dxa" w:w="2880"/>
+          </w:tcPr>
+          <w:p>
+            <w:r/>
+          </w:p>
+        </w:tc>
+        <w:tc>
+          <w:tcPr>
+            <w:tcW w:type="dxa" w:w="2880"/>
+          </w:tcPr>
+          <w:p>
+            <w:r/>
+          </w:p>
+        </w:tc>
+      </w:tr>
+      <w:tr>
+        <w:tc>
+          <w:tcPr>
+            <w:tcW w:type="dxa" w:w="2880"/>
+          </w:tcPr>
+          <w:p>
+            <w:r/>
+            <w:r>
+              <w:rPr>
+                <w:b w:val="0"/>
+                <w:i w:val="0"/>
+              </w:rPr>
+              <w:t xml:space="preserve">ANDing a value with the mask </w:t>
+            </w:r>
+            <w:r>
+              <w:rPr>
+                <w:rFonts w:ascii="Consolas" w:hAnsi="Consolas"/>
+                <w:b w:val="0"/>
+                <w:i w:val="0"/>
+                <w:sz w:val="19"/>
+              </w:rPr>
+              <w:t>00001111</w:t>
+            </w:r>
+            <w:r>
+              <w:rPr>
+                <w:b w:val="0"/>
+                <w:i w:val="0"/>
+              </w:rPr>
+              <w:t xml:space="preserve"> sets its four leftmost bits to 1.</w:t>
+            </w:r>
+          </w:p>
+        </w:tc>
+        <w:tc>
+          <w:tcPr>
+            <w:tcW w:type="dxa" w:w="2880"/>
+          </w:tcPr>
+          <w:p>
+            <w:r/>
+          </w:p>
+        </w:tc>
+        <w:tc>
+          <w:tcPr>
+            <w:tcW w:type="dxa" w:w="2880"/>
+          </w:tcPr>
+          <w:p>
+            <w:r/>
+          </w:p>
+        </w:tc>
+      </w:tr>
+      <w:tr>
+        <w:tc>
+          <w:tcPr>
+            <w:tcW w:type="dxa" w:w="2880"/>
+          </w:tcPr>
+          <w:p>
+            <w:r/>
+            <w:r>
+              <w:rPr>
+                <w:b w:val="0"/>
+                <w:i w:val="0"/>
+              </w:rPr>
+              <w:t>Shifting a binary value one place to the left multiplies it by 2 (provided no bit is lost).</w:t>
+            </w:r>
+          </w:p>
+        </w:tc>
+        <w:tc>
+          <w:tcPr>
+            <w:tcW w:type="dxa" w:w="2880"/>
+          </w:tcPr>
+          <w:p>
+            <w:r/>
+          </w:p>
+        </w:tc>
+        <w:tc>
+          <w:tcPr>
+            <w:tcW w:type="dxa" w:w="2880"/>
+          </w:tcPr>
+          <w:p>
+            <w:r/>
+          </w:p>
+        </w:tc>
+      </w:tr>
+      <w:tr>
+        <w:tc>
+          <w:tcPr>
+            <w:tcW w:type="dxa" w:w="2880"/>
+          </w:tcPr>
+          <w:p>
+            <w:r/>
+            <w:r>
+              <w:rPr>
+                <w:b w:val="0"/>
+                <w:i w:val="0"/>
+              </w:rPr>
+              <w:t>XORing a bit with 1 leaves that bit unchanged.</w:t>
+            </w:r>
+          </w:p>
+        </w:tc>
+        <w:tc>
+          <w:tcPr>
+            <w:tcW w:type="dxa" w:w="2880"/>
+          </w:tcPr>
+          <w:p>
+            <w:r/>
+          </w:p>
+        </w:tc>
+        <w:tc>
+          <w:tcPr>
+            <w:tcW w:type="dxa" w:w="2880"/>
+          </w:tcPr>
+          <w:p>
+            <w:r/>
           </w:p>
         </w:tc>
       </w:tr>
@@ -509,19 +718,487 @@
     <w:p>
       <w:r>
         <w:rPr>
+          <w:b/>
+          <w:i w:val="0"/>
+        </w:rPr>
+        <w:t>4.</w:t>
+      </w:r>
+      <w:r>
+        <w:rPr>
           <w:b w:val="0"/>
           <w:i w:val="0"/>
         </w:rPr>
-        <w:t>Working space:</w:t>
+        <w:t xml:space="preserve"> Write the letter of the correct definition in the </w:t>
+      </w:r>
+      <w:r>
+        <w:rPr>
+          <w:b/>
+          <w:i w:val="0"/>
+        </w:rPr>
+        <w:t>Match</w:t>
+      </w:r>
+      <w:r>
+        <w:rPr>
+          <w:b w:val="0"/>
+          <w:i w:val="0"/>
+        </w:rPr>
+        <w:t xml:space="preserve"> column next to each term. Each letter is used exactly once. </w:t>
+      </w:r>
+      <w:r>
+        <w:rPr>
+          <w:b/>
+          <w:i w:val="0"/>
+        </w:rPr>
+        <w:t>[3]</w:t>
+      </w:r>
+      <w:r>
+        <w:rPr>
+          <w:b w:val="0"/>
+          <w:i w:val="0"/>
+        </w:rPr>
+        <w:t xml:space="preserve"> </w:t>
+      </w:r>
+      <w:r>
+        <w:rPr>
+          <w:b w:val="0"/>
+          <w:i/>
+        </w:rPr>
+        <w:t>(AO1)</w:t>
       </w:r>
     </w:p>
+    <w:tbl>
+      <w:tblPr>
+        <w:tblStyle w:val="TableGrid"/>
+        <w:tblW w:type="auto" w:w="0"/>
+        <w:tblLook w:firstColumn="1" w:firstRow="1" w:lastColumn="0" w:lastRow="0" w:noHBand="0" w:noVBand="1" w:val="04A0"/>
+      </w:tblPr>
+      <w:tblGrid>
+        <w:gridCol w:w="2160"/>
+        <w:gridCol w:w="2160"/>
+        <w:gridCol w:w="2160"/>
+        <w:gridCol w:w="2160"/>
+      </w:tblGrid>
+      <w:tr>
+        <w:tc>
+          <w:tcPr>
+            <w:tcW w:type="dxa" w:w="2160"/>
+            <w:shd w:fill="D9E2F3"/>
+          </w:tcPr>
+          <w:p>
+            <w:r>
+              <w:rPr>
+                <w:b/>
+              </w:rPr>
+            </w:r>
+            <w:r>
+              <w:rPr>
+                <w:b/>
+                <w:i w:val="0"/>
+              </w:rPr>
+              <w:t>Term</w:t>
+            </w:r>
+          </w:p>
+        </w:tc>
+        <w:tc>
+          <w:tcPr>
+            <w:tcW w:type="dxa" w:w="2160"/>
+            <w:shd w:fill="D9E2F3"/>
+          </w:tcPr>
+          <w:p>
+            <w:r>
+              <w:rPr>
+                <w:b/>
+              </w:rPr>
+            </w:r>
+            <w:r>
+              <w:rPr>
+                <w:b/>
+                <w:i w:val="0"/>
+              </w:rPr>
+              <w:t>Match</w:t>
+            </w:r>
+          </w:p>
+        </w:tc>
+        <w:tc>
+          <w:tcPr>
+            <w:tcW w:type="dxa" w:w="2160"/>
+            <w:shd w:fill="D9E2F3"/>
+          </w:tcPr>
+          <w:p>
+            <w:r>
+              <w:rPr>
+                <w:b/>
+              </w:rPr>
+            </w:r>
+            <w:r>
+              <w:rPr>
+                <w:b/>
+                <w:i w:val="0"/>
+              </w:rPr>
+              <w:t>Letter</w:t>
+            </w:r>
+          </w:p>
+        </w:tc>
+        <w:tc>
+          <w:tcPr>
+            <w:tcW w:type="dxa" w:w="2160"/>
+            <w:shd w:fill="D9E2F3"/>
+          </w:tcPr>
+          <w:p>
+            <w:r>
+              <w:rPr>
+                <w:b/>
+              </w:rPr>
+            </w:r>
+            <w:r>
+              <w:rPr>
+                <w:b/>
+                <w:i w:val="0"/>
+              </w:rPr>
+              <w:t>Definition</w:t>
+            </w:r>
+          </w:p>
+        </w:tc>
+      </w:tr>
+      <w:tr>
+        <w:tc>
+          <w:tcPr>
+            <w:tcW w:type="dxa" w:w="2160"/>
+          </w:tcPr>
+          <w:p>
+            <w:r/>
+            <w:r>
+              <w:rPr>
+                <w:b w:val="0"/>
+                <w:i w:val="0"/>
+              </w:rPr>
+              <w:t>Character set</w:t>
+            </w:r>
+          </w:p>
+        </w:tc>
+        <w:tc>
+          <w:tcPr>
+            <w:tcW w:type="dxa" w:w="2160"/>
+          </w:tcPr>
+          <w:p>
+            <w:r/>
+          </w:p>
+        </w:tc>
+        <w:tc>
+          <w:tcPr>
+            <w:tcW w:type="dxa" w:w="2160"/>
+          </w:tcPr>
+          <w:p>
+            <w:r/>
+            <w:r>
+              <w:rPr>
+                <w:b w:val="0"/>
+                <w:i w:val="0"/>
+              </w:rPr>
+              <w:t>A</w:t>
+            </w:r>
+          </w:p>
+        </w:tc>
+        <w:tc>
+          <w:tcPr>
+            <w:tcW w:type="dxa" w:w="2160"/>
+          </w:tcPr>
+          <w:p>
+            <w:r/>
+            <w:r>
+              <w:rPr>
+                <w:b w:val="0"/>
+                <w:i w:val="0"/>
+              </w:rPr>
+              <w:t>The error that occurs when the result of a calculation is too large to represent in the number of bits available</w:t>
+            </w:r>
+          </w:p>
+        </w:tc>
+      </w:tr>
+      <w:tr>
+        <w:tc>
+          <w:tcPr>
+            <w:tcW w:type="dxa" w:w="2160"/>
+          </w:tcPr>
+          <w:p>
+            <w:r/>
+            <w:r>
+              <w:rPr>
+                <w:b w:val="0"/>
+                <w:i w:val="0"/>
+              </w:rPr>
+              <w:t>ASCII</w:t>
+            </w:r>
+          </w:p>
+        </w:tc>
+        <w:tc>
+          <w:tcPr>
+            <w:tcW w:type="dxa" w:w="2160"/>
+          </w:tcPr>
+          <w:p>
+            <w:r/>
+          </w:p>
+        </w:tc>
+        <w:tc>
+          <w:tcPr>
+            <w:tcW w:type="dxa" w:w="2160"/>
+          </w:tcPr>
+          <w:p>
+            <w:r/>
+            <w:r>
+              <w:rPr>
+                <w:b w:val="0"/>
+                <w:i w:val="0"/>
+              </w:rPr>
+              <w:t>B</w:t>
+            </w:r>
+          </w:p>
+        </w:tc>
+        <w:tc>
+          <w:tcPr>
+            <w:tcW w:type="dxa" w:w="2160"/>
+          </w:tcPr>
+          <w:p>
+            <w:r/>
+            <w:r>
+              <w:rPr>
+                <w:b w:val="0"/>
+                <w:i w:val="0"/>
+              </w:rPr>
+              <w:t>The part of a floating point number that holds its significant digits, determining the precision</w:t>
+            </w:r>
+          </w:p>
+        </w:tc>
+      </w:tr>
+      <w:tr>
+        <w:tc>
+          <w:tcPr>
+            <w:tcW w:type="dxa" w:w="2160"/>
+          </w:tcPr>
+          <w:p>
+            <w:r/>
+            <w:r>
+              <w:rPr>
+                <w:b w:val="0"/>
+                <w:i w:val="0"/>
+              </w:rPr>
+              <w:t>Unicode</w:t>
+            </w:r>
+          </w:p>
+        </w:tc>
+        <w:tc>
+          <w:tcPr>
+            <w:tcW w:type="dxa" w:w="2160"/>
+          </w:tcPr>
+          <w:p>
+            <w:r/>
+          </w:p>
+        </w:tc>
+        <w:tc>
+          <w:tcPr>
+            <w:tcW w:type="dxa" w:w="2160"/>
+          </w:tcPr>
+          <w:p>
+            <w:r/>
+            <w:r>
+              <w:rPr>
+                <w:b w:val="0"/>
+                <w:i w:val="0"/>
+              </w:rPr>
+              <w:t>C</w:t>
+            </w:r>
+          </w:p>
+        </w:tc>
+        <w:tc>
+          <w:tcPr>
+            <w:tcW w:type="dxa" w:w="2160"/>
+          </w:tcPr>
+          <w:p>
+            <w:r/>
+            <w:r>
+              <w:rPr>
+                <w:b w:val="0"/>
+                <w:i w:val="0"/>
+              </w:rPr>
+              <w:t>The complete set of characters a computer can represent, each given a unique binary code</w:t>
+            </w:r>
+          </w:p>
+        </w:tc>
+      </w:tr>
+      <w:tr>
+        <w:tc>
+          <w:tcPr>
+            <w:tcW w:type="dxa" w:w="2160"/>
+          </w:tcPr>
+          <w:p>
+            <w:r/>
+            <w:r>
+              <w:rPr>
+                <w:b w:val="0"/>
+                <w:i w:val="0"/>
+              </w:rPr>
+              <w:t>Overflow</w:t>
+            </w:r>
+          </w:p>
+        </w:tc>
+        <w:tc>
+          <w:tcPr>
+            <w:tcW w:type="dxa" w:w="2160"/>
+          </w:tcPr>
+          <w:p>
+            <w:r/>
+          </w:p>
+        </w:tc>
+        <w:tc>
+          <w:tcPr>
+            <w:tcW w:type="dxa" w:w="2160"/>
+          </w:tcPr>
+          <w:p>
+            <w:r/>
+            <w:r>
+              <w:rPr>
+                <w:b w:val="0"/>
+                <w:i w:val="0"/>
+              </w:rPr>
+              <w:t>D</w:t>
+            </w:r>
+          </w:p>
+        </w:tc>
+        <w:tc>
+          <w:tcPr>
+            <w:tcW w:type="dxa" w:w="2160"/>
+          </w:tcPr>
+          <w:p>
+            <w:r/>
+            <w:r>
+              <w:rPr>
+                <w:b w:val="0"/>
+                <w:i w:val="0"/>
+              </w:rPr>
+              <w:t>A character set with enough codes for the symbols of all the world's major languages</w:t>
+            </w:r>
+          </w:p>
+        </w:tc>
+      </w:tr>
+      <w:tr>
+        <w:tc>
+          <w:tcPr>
+            <w:tcW w:type="dxa" w:w="2160"/>
+          </w:tcPr>
+          <w:p>
+            <w:r/>
+            <w:r>
+              <w:rPr>
+                <w:b w:val="0"/>
+                <w:i w:val="0"/>
+              </w:rPr>
+              <w:t>Mantissa</w:t>
+            </w:r>
+          </w:p>
+        </w:tc>
+        <w:tc>
+          <w:tcPr>
+            <w:tcW w:type="dxa" w:w="2160"/>
+          </w:tcPr>
+          <w:p>
+            <w:r/>
+          </w:p>
+        </w:tc>
+        <w:tc>
+          <w:tcPr>
+            <w:tcW w:type="dxa" w:w="2160"/>
+          </w:tcPr>
+          <w:p>
+            <w:r/>
+            <w:r>
+              <w:rPr>
+                <w:b w:val="0"/>
+                <w:i w:val="0"/>
+              </w:rPr>
+              <w:t>E</w:t>
+            </w:r>
+          </w:p>
+        </w:tc>
+        <w:tc>
+          <w:tcPr>
+            <w:tcW w:type="dxa" w:w="2160"/>
+          </w:tcPr>
+          <w:p>
+            <w:r/>
+            <w:r>
+              <w:rPr>
+                <w:b w:val="0"/>
+                <w:i w:val="0"/>
+              </w:rPr>
+              <w:t>The part of a floating point number that determines where the binary point is placed, giving the range</w:t>
+            </w:r>
+          </w:p>
+        </w:tc>
+      </w:tr>
+      <w:tr>
+        <w:tc>
+          <w:tcPr>
+            <w:tcW w:type="dxa" w:w="2160"/>
+          </w:tcPr>
+          <w:p>
+            <w:r/>
+            <w:r>
+              <w:rPr>
+                <w:b w:val="0"/>
+                <w:i w:val="0"/>
+              </w:rPr>
+              <w:t>Exponent</w:t>
+            </w:r>
+          </w:p>
+        </w:tc>
+        <w:tc>
+          <w:tcPr>
+            <w:tcW w:type="dxa" w:w="2160"/>
+          </w:tcPr>
+          <w:p>
+            <w:r/>
+          </w:p>
+        </w:tc>
+        <w:tc>
+          <w:tcPr>
+            <w:tcW w:type="dxa" w:w="2160"/>
+          </w:tcPr>
+          <w:p>
+            <w:r/>
+            <w:r>
+              <w:rPr>
+                <w:b w:val="0"/>
+                <w:i w:val="0"/>
+              </w:rPr>
+              <w:t>F</w:t>
+            </w:r>
+          </w:p>
+        </w:tc>
+        <w:tc>
+          <w:tcPr>
+            <w:tcW w:type="dxa" w:w="2160"/>
+          </w:tcPr>
+          <w:p>
+            <w:r/>
+            <w:r>
+              <w:rPr>
+                <w:b w:val="0"/>
+                <w:i w:val="0"/>
+              </w:rPr>
+              <w:t>A character set that uses 7 bits, giving 128 codes — enough for the English alphabet, digits and common symbols</w:t>
+            </w:r>
+          </w:p>
+        </w:tc>
+      </w:tr>
+    </w:tbl>
+    <w:p/>
     <w:p>
       <w:r>
         <w:rPr>
           <w:b/>
           <w:i w:val="0"/>
         </w:rPr>
-        <w:t>6.</w:t>
+        <w:t>5.</w:t>
       </w:r>
       <w:r>
         <w:rPr>
@@ -621,15 +1298,6 @@
     </w:tbl>
     <w:p/>
     <w:p>
-      <w:r>
-        <w:rPr>
-          <w:b w:val="0"/>
-          <w:i w:val="0"/>
-        </w:rPr>
-        <w:t>Working space:</w:t>
-      </w:r>
-    </w:p>
-    <w:p>
       <w:pPr>
         <w:pBdr>
           <w:bottom w:val="single" w:sz="6" w:space="1" w:color="AAAAAA"/>
@@ -654,7 +1322,7 @@
           <w:b/>
           <w:i w:val="0"/>
         </w:rPr>
-        <w:t>7.</w:t>
+        <w:t>6.</w:t>
       </w:r>
       <w:r>
         <w:rPr>
@@ -742,19 +1410,10 @@
     <w:p>
       <w:r>
         <w:rPr>
-          <w:b w:val="0"/>
-          <w:i w:val="0"/>
-        </w:rPr>
-        <w:t>Working space:</w:t>
-      </w:r>
-    </w:p>
-    <w:p>
-      <w:r>
-        <w:rPr>
           <w:b/>
           <w:i w:val="0"/>
         </w:rPr>
-        <w:t>8.</w:t>
+        <w:t>7.</w:t>
       </w:r>
       <w:r>
         <w:rPr>
@@ -842,19 +1501,10 @@
     <w:p>
       <w:r>
         <w:rPr>
-          <w:b w:val="0"/>
-          <w:i w:val="0"/>
-        </w:rPr>
-        <w:t>Working space:</w:t>
-      </w:r>
-    </w:p>
-    <w:p>
-      <w:r>
-        <w:rPr>
           <w:b/>
           <w:i w:val="0"/>
         </w:rPr>
-        <w:t>9.</w:t>
+        <w:t>8.</w:t>
       </w:r>
       <w:r>
         <w:rPr>
@@ -967,15 +1617,6 @@
       </w:tr>
     </w:tbl>
     <w:p/>
-    <w:p>
-      <w:r>
-        <w:rPr>
-          <w:b w:val="0"/>
-          <w:i w:val="0"/>
-        </w:rPr>
-        <w:t>Working space:</w:t>
-      </w:r>
-    </w:p>
     <w:p>
       <w:pPr>
         <w:pBdr>
